--- a/src/resources/templates/kepegawaian/surat-pengantar.docx
+++ b/src/resources/templates/kepegawaian/surat-pengantar.docx
@@ -1378,7 +1378,7 @@
       <w:pPr>
         <w:tabs/>
         <w:spacing w:after="0" w:line="240" w:lineRule="auto"/>
-        <w:ind w:left="284" w:hanging="284"/>
+        <w:ind w:left="426" w:hanging="426"/>
         <w:jc w:val="both"/>
         <w:rPr>
           <w:rFonts w:ascii="Arial" w:hAnsi="Arial" w:cs="Arial"/>

--- a/src/resources/templates/kepegawaian/surat-pengantar.docx
+++ b/src/resources/templates/kepegawaian/surat-pengantar.docx
@@ -280,208 +280,131 @@
         </w:tc>
       </w:tr>
     </w:tbl>
+    <w:tbl>
+      <w:tblPr>
+        <w:tblW w:w="9923" w:type="dxa"/>
+        <w:tblBorders>
+          <w:top w:val="none" w:sz="0" w:space="0" w:color="auto"/>
+          <w:left w:val="none" w:sz="0" w:space="0" w:color="auto"/>
+          <w:bottom w:val="none" w:sz="0" w:space="0" w:color="auto"/>
+          <w:right w:val="none" w:sz="0" w:space="0" w:color="auto"/>
+          <w:insideH w:val="none" w:sz="0" w:space="0" w:color="auto"/>
+          <w:insideV w:val="none" w:sz="0" w:space="0" w:color="auto"/>
+        </w:tblBorders>
+        <w:tblLook w:val="04A0" w:firstRow="1" w:lastRow="0" w:firstColumn="1" w:lastColumn="0" w:noHBand="0" w:noVBand="1"/>
+      </w:tblPr>
+      <w:tblGrid>
+        <w:gridCol w:w="6170"/>
+        <w:gridCol w:w="3753"/>
+      </w:tblGrid>
+      <w:tr>
+        <w:tc>
+          <w:tcPr>
+            <w:tcW w:w="6170" w:type="dxa"/>
+          </w:tcPr>
+          <w:p>
+            <w:pPr>
+              <w:jc w:val="left"/>
+              <w:spacing w:after="0" w:line="240" w:lineRule="auto"/>
+            </w:pPr>
+            <w:r>
+              <w:rPr>
+                <w:rFonts w:ascii="Arial" w:hAnsi="Arial" w:cs="Arial"/>
+                <w:sz w:val="24"/>
+                <w:szCs w:val="24"/>
+              </w:rPr>
+              <w:t xml:space="preserve">Nomor: ${nomor_naskah}</w:t>
+            </w:r>
+          </w:p>
+        </w:tc>
+        <w:tc>
+          <w:tcPr>
+            <w:tcW w:w="3753" w:type="dxa"/>
+          </w:tcPr>
+          <w:p>
+            <w:pPr>
+              <w:jc w:val="right"/>
+              <w:spacing w:after="0" w:line="240" w:lineRule="auto"/>
+            </w:pPr>
+            <w:r>
+              <w:rPr>
+                <w:rFonts w:ascii="Arial" w:hAnsi="Arial" w:cs="Arial"/>
+                <w:sz w:val="24"/>
+                <w:szCs w:val="24"/>
+              </w:rPr>
+              <w:t xml:space="preserve">${tempat_tanggal}</w:t>
+            </w:r>
+          </w:p>
+        </w:tc>
+      </w:tr>
+      <w:tr>
+        <w:tc>
+          <w:tcPr>
+            <w:tcW w:w="6170" w:type="dxa"/>
+          </w:tcPr>
+          <w:p>
+            <w:pPr>
+              <w:jc w:val="left"/>
+              <w:spacing w:after="0" w:line="240" w:lineRule="auto"/>
+            </w:pPr>
+            <w:r>
+              <w:rPr>
+                <w:rFonts w:ascii="Arial" w:hAnsi="Arial" w:cs="Arial"/>
+                <w:sz w:val="24"/>
+                <w:szCs w:val="24"/>
+              </w:rPr>
+              <w:t xml:space="preserve">Lampiran: ${lampiran}</w:t>
+            </w:r>
+          </w:p>
+        </w:tc>
+        <w:tc>
+          <w:tcPr>
+            <w:tcW w:w="3753" w:type="dxa"/>
+          </w:tcPr>
+          <w:p>
+            <w:pPr>
+              <w:jc w:val="left"/>
+              <w:spacing w:after="0" w:line="240" w:lineRule="auto"/>
+            </w:pPr>
+          </w:p>
+        </w:tc>
+      </w:tr>
+      <w:tr>
+        <w:tc>
+          <w:tcPr>
+            <w:tcW w:w="6170" w:type="dxa"/>
+          </w:tcPr>
+          <w:p>
+            <w:pPr>
+              <w:jc w:val="left"/>
+              <w:spacing w:after="0" w:line="240" w:lineRule="auto"/>
+            </w:pPr>
+            <w:r>
+              <w:rPr>
+                <w:rFonts w:ascii="Arial" w:hAnsi="Arial" w:cs="Arial"/>
+                <w:sz w:val="24"/>
+                <w:szCs w:val="24"/>
+              </w:rPr>
+              <w:t xml:space="preserve">Perihal: ${perihal}</w:t>
+            </w:r>
+          </w:p>
+        </w:tc>
+        <w:tc>
+          <w:tcPr>
+            <w:tcW w:w="3753" w:type="dxa"/>
+          </w:tcPr>
+          <w:p>
+            <w:pPr>
+              <w:jc w:val="left"/>
+              <w:spacing w:after="0" w:line="240" w:lineRule="auto"/>
+            </w:pPr>
+          </w:p>
+        </w:tc>
+      </w:tr>
+    </w:tbl>
     <w:p>
       <w:pPr>
-        <w:tabs>
-          <w:tab w:val="left" w:pos="1276"/>
-          <w:tab w:val="left" w:pos="1560"/>
-        </w:tabs>
         <w:spacing w:after="0" w:line="240" w:lineRule="auto"/>
-        <w:rPr>
-          <w:rFonts w:ascii="Arial" w:hAnsi="Arial" w:cs="Arial"/>
-          <w:sz w:val="24"/>
-          <w:szCs w:val="24"/>
-        </w:rPr>
-      </w:pPr>
-      <w:r>
-        <w:rPr>
-          <w:rFonts w:ascii="Arial" w:hAnsi="Arial" w:cs="Arial"/>
-          <w:sz w:val="24"/>
-          <w:szCs w:val="24"/>
-        </w:rPr>
-        <w:t xml:space="preserve">Nomor</w:t>
-      </w:r>
-      <w:r>
-        <w:rPr>
-          <w:rFonts w:ascii="Arial" w:hAnsi="Arial" w:cs="Arial"/>
-          <w:sz w:val="24"/>
-          <w:szCs w:val="24"/>
-        </w:rPr>
-        <w:t xml:space="preserve">: ${nomor_naskah}</w:t>
-      </w:r>
-      <w:r>
-        <w:rPr>
-          <w:rFonts w:ascii="Arial" w:hAnsi="Arial" w:cs="Arial"/>
-          <w:sz w:val="24"/>
-          <w:szCs w:val="24"/>
-        </w:rPr>
-        <w:tab/>
-      </w:r>
-      <w:r>
-        <w:rPr>
-          <w:rFonts w:ascii="Arial" w:hAnsi="Arial" w:cs="Arial"/>
-          <w:sz w:val="24"/>
-          <w:szCs w:val="24"/>
-        </w:rPr>
-        <w:tab/>
-      </w:r>
-      <w:r>
-        <w:rPr>
-          <w:rFonts w:ascii="Arial" w:hAnsi="Arial" w:cs="Arial"/>
-          <w:sz w:val="24"/>
-          <w:szCs w:val="24"/>
-        </w:rPr>
-        <w:tab/>
-      </w:r>
-      <w:r>
-        <w:rPr>
-          <w:rFonts w:ascii="Arial" w:hAnsi="Arial" w:cs="Arial"/>
-          <w:sz w:val="24"/>
-          <w:szCs w:val="24"/>
-        </w:rPr>
-        <w:tab/>
-      </w:r>
-      <w:r>
-        <w:rPr>
-          <w:rFonts w:ascii="Arial" w:hAnsi="Arial" w:cs="Arial"/>
-          <w:sz w:val="24"/>
-          <w:szCs w:val="24"/>
-        </w:rPr>
-        <w:tab/>
-      </w:r>
-      <w:r>
-        <w:rPr>
-          <w:rFonts w:ascii="Arial" w:hAnsi="Arial" w:cs="Arial"/>
-          <w:sz w:val="24"/>
-          <w:szCs w:val="24"/>
-        </w:rPr>
-        <w:tab/>
-      </w:r>
-      <w:r>
-        <w:rPr>
-          <w:rFonts w:ascii="Arial" w:hAnsi="Arial" w:cs="Arial"/>
-          <w:sz w:val="24"/>
-          <w:szCs w:val="24"/>
-        </w:rPr>
-        <w:t xml:space="preserve">${tempat_tanggal}</w:t>
-      </w:r>
-    </w:p>
-    <w:p>
-      <w:pPr>
-        <w:tabs>
-          <w:tab w:val="left" w:pos="1276"/>
-          <w:tab w:val="left" w:pos="1560"/>
-        </w:tabs>
-        <w:spacing w:after="0" w:line="240" w:lineRule="auto"/>
-        <w:rPr>
-          <w:rFonts w:ascii="Arial" w:hAnsi="Arial" w:cs="Arial"/>
-          <w:sz w:val="24"/>
-          <w:szCs w:val="24"/>
-        </w:rPr>
-      </w:pPr>
-      <w:r>
-        <w:rPr>
-          <w:rFonts w:ascii="Arial" w:hAnsi="Arial" w:cs="Arial"/>
-          <w:sz w:val="24"/>
-          <w:szCs w:val="24"/>
-        </w:rPr>
-        <w:t xml:space="preserve">Lampiran</w:t>
-      </w:r>
-      <w:r>
-        <w:rPr>
-          <w:rFonts w:ascii="Arial" w:hAnsi="Arial" w:cs="Arial"/>
-          <w:sz w:val="24"/>
-          <w:szCs w:val="24"/>
-        </w:rPr>
-        <w:t xml:space="preserve">:</w:t>
-      </w:r>
-      <w:r>
-        <w:rPr>
-          <w:rFonts w:ascii="Arial" w:hAnsi="Arial" w:cs="Arial"/>
-          <w:sz w:val="24"/>
-          <w:szCs w:val="24"/>
-        </w:rPr>
-        <w:t xml:space="preserve">${lampiran}</w:t>
-      </w:r>
-    </w:p>
-    <w:p>
-      <w:pPr>
-        <w:tabs>
-          <w:tab w:val="left" w:pos="1276"/>
-          <w:tab w:val="left" w:pos="1560"/>
-        </w:tabs>
-        <w:spacing w:after="0" w:line="240" w:lineRule="auto"/>
-        <w:rPr>
-          <w:rFonts w:ascii="Arial" w:hAnsi="Arial" w:cs="Arial"/>
-          <w:sz w:val="24"/>
-          <w:szCs w:val="24"/>
-        </w:rPr>
-      </w:pPr>
-      <w:r>
-        <w:rPr>
-          <w:rFonts w:ascii="Arial" w:hAnsi="Arial" w:cs="Arial"/>
-          <w:sz w:val="24"/>
-          <w:szCs w:val="24"/>
-        </w:rPr>
-        <w:t xml:space="preserve">Perihal</w:t>
-      </w:r>
-      <w:r>
-        <w:rPr>
-          <w:rFonts w:ascii="Arial" w:hAnsi="Arial" w:cs="Arial"/>
-          <w:sz w:val="24"/>
-          <w:szCs w:val="24"/>
-        </w:rPr>
-        <w:t xml:space="preserve">:</w:t>
-      </w:r>
-      <w:r>
-        <w:rPr>
-          <w:rFonts w:ascii="Arial" w:hAnsi="Arial" w:cs="Arial"/>
-          <w:sz w:val="24"/>
-          <w:szCs w:val="24"/>
-        </w:rPr>
-        <w:t xml:space="preserve">${perihal}</w:t>
-      </w:r>
-    </w:p>
-    <w:p>
-      <w:pPr>
-        <w:tabs>
-          <w:tab w:val="left" w:pos="1276"/>
-          <w:tab w:val="left" w:pos="1560"/>
-        </w:tabs>
-        <w:spacing w:after="0" w:line="240" w:lineRule="auto"/>
-        <w:rPr>
-          <w:rFonts w:ascii="Arial" w:hAnsi="Arial" w:cs="Arial"/>
-          <w:sz w:val="24"/>
-          <w:szCs w:val="24"/>
-        </w:rPr>
-      </w:pPr>
-    </w:p>
-    <w:p>
-      <w:pPr>
-        <w:tabs>
-          <w:tab w:val="left" w:pos="1276"/>
-          <w:tab w:val="left" w:pos="1560"/>
-        </w:tabs>
-        <w:spacing w:after="0" w:line="240" w:lineRule="auto"/>
-        <w:rPr>
-          <w:rFonts w:ascii="Arial" w:hAnsi="Arial" w:cs="Arial"/>
-          <w:sz w:val="24"/>
-          <w:szCs w:val="24"/>
-        </w:rPr>
-      </w:pPr>
-    </w:p>
-    <w:p>
-      <w:pPr>
-        <w:tabs>
-          <w:tab w:val="left" w:pos="1276"/>
-          <w:tab w:val="left" w:pos="1560"/>
-        </w:tabs>
-        <w:spacing w:after="0" w:line="240" w:lineRule="auto"/>
-        <w:rPr>
-          <w:rFonts w:ascii="Arial" w:hAnsi="Arial" w:cs="Arial"/>
-          <w:sz w:val="24"/>
-          <w:szCs w:val="24"/>
-        </w:rPr>
       </w:pPr>
       <w:r>
         <w:rPr>
@@ -496,14 +419,8 @@
       <w:pPr>
         <w:tabs>
           <w:tab w:val="left" w:pos="567"/>
-          <w:tab w:val="left" w:pos="1276"/>
         </w:tabs>
         <w:spacing w:after="0" w:line="240" w:lineRule="auto"/>
-        <w:rPr>
-          <w:rFonts w:ascii="Arial" w:hAnsi="Arial" w:cs="Arial"/>
-          <w:sz w:val="24"/>
-          <w:szCs w:val="24"/>
-        </w:rPr>
       </w:pPr>
       <w:r>
         <w:rPr>
@@ -518,23 +435,9 @@
       <w:pPr>
         <w:tabs>
           <w:tab w:val="left" w:pos="567"/>
-          <w:tab w:val="left" w:pos="1276"/>
         </w:tabs>
         <w:spacing w:after="0" w:line="240" w:lineRule="auto"/>
-        <w:rPr>
-          <w:rFonts w:ascii="Arial" w:hAnsi="Arial" w:cs="Arial"/>
-          <w:sz w:val="24"/>
-          <w:szCs w:val="24"/>
-        </w:rPr>
-      </w:pPr>
-      <w:r>
-        <w:rPr>
-          <w:rFonts w:ascii="Arial" w:hAnsi="Arial" w:cs="Arial"/>
-          <w:sz w:val="24"/>
-          <w:szCs w:val="24"/>
-        </w:rPr>
-        <w:tab/>
-      </w:r>
+      </w:pPr>
       <w:r>
         <w:rPr>
           <w:rFonts w:ascii="Arial" w:hAnsi="Arial" w:cs="Arial"/>
@@ -548,23 +451,9 @@
       <w:pPr>
         <w:tabs>
           <w:tab w:val="left" w:pos="567"/>
-          <w:tab w:val="left" w:pos="1276"/>
         </w:tabs>
         <w:spacing w:after="0" w:line="240" w:lineRule="auto"/>
-        <w:rPr>
-          <w:rFonts w:ascii="Arial" w:hAnsi="Arial" w:cs="Arial"/>
-          <w:sz w:val="24"/>
-          <w:szCs w:val="24"/>
-        </w:rPr>
-      </w:pPr>
-      <w:r>
-        <w:rPr>
-          <w:rFonts w:ascii="Arial" w:hAnsi="Arial" w:cs="Arial"/>
-          <w:sz w:val="24"/>
-          <w:szCs w:val="24"/>
-        </w:rPr>
-        <w:tab/>
-      </w:r>
+      </w:pPr>
       <w:r>
         <w:rPr>
           <w:rFonts w:ascii="Arial" w:hAnsi="Arial" w:cs="Arial"/>
@@ -578,27 +467,12 @@
       <w:pPr>
         <w:tabs>
           <w:tab w:val="left" w:pos="567"/>
-          <w:tab w:val="left" w:pos="1276"/>
         </w:tabs>
         <w:spacing w:after="0" w:line="240" w:lineRule="auto"/>
-        <w:rPr>
-          <w:rFonts w:ascii="Arial" w:hAnsi="Arial" w:cs="Arial"/>
-          <w:sz w:val="24"/>
-          <w:szCs w:val="24"/>
-        </w:rPr>
       </w:pPr>
       <w:r>
         <w:rPr>
           <w:rFonts w:ascii="Arial" w:hAnsi="Arial" w:cs="Arial"/>
-          <w:sz w:val="24"/>
-          <w:szCs w:val="24"/>
-        </w:rPr>
-        <w:tab/>
-      </w:r>
-      <w:r>
-        <w:rPr>
-          <w:rFonts w:ascii="Arial" w:hAnsi="Arial" w:cs="Arial"/>
-          <w:b/>
           <w:sz w:val="24"/>
           <w:szCs w:val="24"/>
         </w:rPr>
@@ -607,31 +481,16 @@
     </w:p>
     <w:p>
       <w:pPr>
-        <w:tabs>
-          <w:tab w:val="left" w:pos="1276"/>
-          <w:tab w:val="left" w:pos="1560"/>
-        </w:tabs>
         <w:spacing w:after="0" w:line="240" w:lineRule="auto"/>
+      </w:pPr>
+      <w:r>
         <w:rPr>
           <w:rFonts w:ascii="Arial" w:hAnsi="Arial" w:cs="Arial"/>
           <w:sz w:val="24"/>
           <w:szCs w:val="24"/>
         </w:rPr>
-      </w:pPr>
-    </w:p>
-    <w:p>
-      <w:pPr>
-        <w:tabs>
-          <w:tab w:val="left" w:pos="1276"/>
-          <w:tab w:val="left" w:pos="1560"/>
-        </w:tabs>
-        <w:spacing w:after="0" w:line="240" w:lineRule="auto"/>
-        <w:rPr>
-          <w:rFonts w:ascii="Arial" w:hAnsi="Arial" w:cs="Arial"/>
-          <w:sz w:val="24"/>
-          <w:szCs w:val="24"/>
-        </w:rPr>
-      </w:pPr>
+        <w:t xml:space="preserve"/>
+      </w:r>
     </w:p>
     <w:p>
       <w:pPr>
@@ -641,11 +500,6 @@
         <w:spacing w:after="0" w:line="240" w:lineRule="auto"/>
         <w:ind w:left="720" w:hanging="426"/>
         <w:jc w:val="both"/>
-        <w:rPr>
-          <w:rFonts w:ascii="Arial" w:hAnsi="Arial" w:cs="Arial"/>
-          <w:sz w:val="24"/>
-          <w:szCs w:val="24"/>
-        </w:rPr>
       </w:pPr>
       <w:r>
         <w:rPr>
@@ -661,11 +515,6 @@
         <w:spacing w:after="0" w:line="240" w:lineRule="auto"/>
         <w:ind w:left="720"/>
         <w:jc w:val="both"/>
-        <w:rPr>
-          <w:rFonts w:ascii="Arial" w:hAnsi="Arial" w:cs="Arial"/>
-          <w:sz w:val="24"/>
-          <w:szCs w:val="24"/>
-        </w:rPr>
       </w:pPr>
       <w:r>
         <w:rPr>
@@ -681,11 +530,6 @@
         <w:spacing w:after="0" w:line="240" w:lineRule="auto"/>
         <w:ind w:left="720"/>
         <w:jc w:val="both"/>
-        <w:rPr>
-          <w:rFonts w:ascii="Arial" w:hAnsi="Arial" w:cs="Arial"/>
-          <w:sz w:val="24"/>
-          <w:szCs w:val="24"/>
-        </w:rPr>
       </w:pPr>
       <w:r>
         <w:rPr>
@@ -701,11 +545,6 @@
         <w:spacing w:after="0" w:line="240" w:lineRule="auto"/>
         <w:ind w:left="720"/>
         <w:jc w:val="both"/>
-        <w:rPr>
-          <w:rFonts w:ascii="Arial" w:hAnsi="Arial" w:cs="Arial"/>
-          <w:sz w:val="24"/>
-          <w:szCs w:val="24"/>
-        </w:rPr>
       </w:pPr>
       <w:r>
         <w:rPr>
@@ -718,17 +557,16 @@
     </w:p>
     <w:p>
       <w:pPr>
-        <w:tabs>
-          <w:tab w:val="left" w:pos="1276"/>
-          <w:tab w:val="left" w:pos="1560"/>
-        </w:tabs>
         <w:spacing w:after="0" w:line="240" w:lineRule="auto"/>
+      </w:pPr>
+      <w:r>
         <w:rPr>
           <w:rFonts w:ascii="Arial" w:hAnsi="Arial" w:cs="Arial"/>
           <w:sz w:val="24"/>
           <w:szCs w:val="24"/>
         </w:rPr>
-      </w:pPr>
+        <w:t xml:space="preserve"/>
+      </w:r>
     </w:p>
     <w:p>
       <w:pPr>
@@ -738,11 +576,6 @@
         <w:spacing w:after="0" w:line="240" w:lineRule="auto"/>
         <w:ind w:left="720" w:hanging="426"/>
         <w:jc w:val="both"/>
-        <w:rPr>
-          <w:rFonts w:ascii="Arial" w:hAnsi="Arial" w:cs="Arial"/>
-          <w:sz w:val="24"/>
-          <w:szCs w:val="24"/>
-        </w:rPr>
       </w:pPr>
       <w:r>
         <w:rPr>
@@ -753,32 +586,249 @@
         <w:t xml:space="preserve">2. ${paragraf_pembuka}</w:t>
       </w:r>
     </w:p>
+    <w:tbl>
+      <w:tblPr>
+        <w:tblW w:w="9923" w:type="dxa"/>
+        <w:tblBorders>
+          <w:top w:val="none" w:sz="0" w:space="0" w:color="auto"/>
+          <w:left w:val="none" w:sz="0" w:space="0" w:color="auto"/>
+          <w:bottom w:val="none" w:sz="0" w:space="0" w:color="auto"/>
+          <w:right w:val="none" w:sz="0" w:space="0" w:color="auto"/>
+          <w:insideH w:val="none" w:sz="0" w:space="0" w:color="auto"/>
+          <w:insideV w:val="none" w:sz="0" w:space="0" w:color="auto"/>
+        </w:tblBorders>
+        <w:tblLook w:val="04A0" w:firstRow="1" w:lastRow="0" w:firstColumn="1" w:lastColumn="0" w:noHBand="0" w:noVBand="1"/>
+      </w:tblPr>
+      <w:tblGrid>
+        <w:gridCol w:w="2410"/>
+        <w:gridCol w:w="7513"/>
+      </w:tblGrid>
+      <w:p>
+        <w:pPr/>
+        <w:r>
+          <w:rPr>
+            <w:rFonts w:ascii="Arial" w:hAnsi="Arial" w:cs="Arial"/>
+            <w:sz w:val="24"/>
+            <w:szCs w:val="24"/>
+          </w:rPr>
+          <w:t xml:space="preserve">${detail_pegawai}</w:t>
+        </w:r>
+      </w:p>
+      <w:tr>
+        <w:tc>
+          <w:tcPr>
+            <w:tcW w:w="2410" w:type="dxa"/>
+          </w:tcPr>
+          <w:p>
+            <w:pPr>
+              <w:jc w:val="left"/>
+              <w:spacing w:after="0" w:line="240" w:lineRule="auto"/>
+            </w:pPr>
+            <w:r>
+              <w:rPr>
+                <w:rFonts w:ascii="Arial" w:hAnsi="Arial" w:cs="Arial"/>
+                <w:sz w:val="24"/>
+                <w:szCs w:val="24"/>
+              </w:rPr>
+              <w:t xml:space="preserve">Nama:</w:t>
+            </w:r>
+          </w:p>
+        </w:tc>
+        <w:tc>
+          <w:tcPr>
+            <w:tcW w:w="7513" w:type="dxa"/>
+          </w:tcPr>
+          <w:p>
+            <w:pPr>
+              <w:jc w:val="left"/>
+              <w:spacing w:after="0" w:line="240" w:lineRule="auto"/>
+            </w:pPr>
+            <w:r>
+              <w:rPr>
+                <w:rFonts w:ascii="Arial" w:hAnsi="Arial" w:cs="Arial"/>
+                <w:sz w:val="24"/>
+                <w:szCs w:val="24"/>
+              </w:rPr>
+              <w:t xml:space="preserve">${nama}</w:t>
+            </w:r>
+          </w:p>
+        </w:tc>
+      </w:tr>
+      <w:tr>
+        <w:tc>
+          <w:tcPr>
+            <w:tcW w:w="2410" w:type="dxa"/>
+          </w:tcPr>
+          <w:p>
+            <w:pPr>
+              <w:jc w:val="left"/>
+              <w:spacing w:after="0" w:line="240" w:lineRule="auto"/>
+            </w:pPr>
+            <w:r>
+              <w:rPr>
+                <w:rFonts w:ascii="Arial" w:hAnsi="Arial" w:cs="Arial"/>
+                <w:sz w:val="24"/>
+                <w:szCs w:val="24"/>
+              </w:rPr>
+              <w:t xml:space="preserve">NIP:</w:t>
+            </w:r>
+          </w:p>
+        </w:tc>
+        <w:tc>
+          <w:tcPr>
+            <w:tcW w:w="7513" w:type="dxa"/>
+          </w:tcPr>
+          <w:p>
+            <w:pPr>
+              <w:jc w:val="left"/>
+              <w:spacing w:after="0" w:line="240" w:lineRule="auto"/>
+            </w:pPr>
+            <w:r>
+              <w:rPr>
+                <w:rFonts w:ascii="Arial" w:hAnsi="Arial" w:cs="Arial"/>
+                <w:sz w:val="24"/>
+                <w:szCs w:val="24"/>
+              </w:rPr>
+              <w:t xml:space="preserve">${nip}</w:t>
+            </w:r>
+          </w:p>
+        </w:tc>
+      </w:tr>
+      <w:tr>
+        <w:tc>
+          <w:tcPr>
+            <w:tcW w:w="2410" w:type="dxa"/>
+          </w:tcPr>
+          <w:p>
+            <w:pPr>
+              <w:jc w:val="left"/>
+              <w:spacing w:after="0" w:line="240" w:lineRule="auto"/>
+            </w:pPr>
+            <w:r>
+              <w:rPr>
+                <w:rFonts w:ascii="Arial" w:hAnsi="Arial" w:cs="Arial"/>
+                <w:sz w:val="24"/>
+                <w:szCs w:val="24"/>
+              </w:rPr>
+              <w:t xml:space="preserve">Pangkat/Gol:</w:t>
+            </w:r>
+          </w:p>
+        </w:tc>
+        <w:tc>
+          <w:tcPr>
+            <w:tcW w:w="7513" w:type="dxa"/>
+          </w:tcPr>
+          <w:p>
+            <w:pPr>
+              <w:jc w:val="left"/>
+              <w:spacing w:after="0" w:line="240" w:lineRule="auto"/>
+            </w:pPr>
+            <w:r>
+              <w:rPr>
+                <w:rFonts w:ascii="Arial" w:hAnsi="Arial" w:cs="Arial"/>
+                <w:sz w:val="24"/>
+                <w:szCs w:val="24"/>
+              </w:rPr>
+              <w:t xml:space="preserve">${pangkat_golongan}</w:t>
+            </w:r>
+          </w:p>
+        </w:tc>
+      </w:tr>
+      <w:tr>
+        <w:tc>
+          <w:tcPr>
+            <w:tcW w:w="2410" w:type="dxa"/>
+          </w:tcPr>
+          <w:p>
+            <w:pPr>
+              <w:jc w:val="left"/>
+              <w:spacing w:after="0" w:line="240" w:lineRule="auto"/>
+            </w:pPr>
+            <w:r>
+              <w:rPr>
+                <w:rFonts w:ascii="Arial" w:hAnsi="Arial" w:cs="Arial"/>
+                <w:sz w:val="24"/>
+                <w:szCs w:val="24"/>
+              </w:rPr>
+              <w:t xml:space="preserve">Jabatan:</w:t>
+            </w:r>
+          </w:p>
+        </w:tc>
+        <w:tc>
+          <w:tcPr>
+            <w:tcW w:w="7513" w:type="dxa"/>
+          </w:tcPr>
+          <w:p>
+            <w:pPr>
+              <w:jc w:val="left"/>
+              <w:spacing w:after="0" w:line="240" w:lineRule="auto"/>
+            </w:pPr>
+            <w:r>
+              <w:rPr>
+                <w:rFonts w:ascii="Arial" w:hAnsi="Arial" w:cs="Arial"/>
+                <w:sz w:val="24"/>
+                <w:szCs w:val="24"/>
+              </w:rPr>
+              <w:t xml:space="preserve">${jabatan}</w:t>
+            </w:r>
+          </w:p>
+        </w:tc>
+      </w:tr>
+      <w:tr>
+        <w:tc>
+          <w:tcPr>
+            <w:tcW w:w="2410" w:type="dxa"/>
+          </w:tcPr>
+          <w:p>
+            <w:pPr>
+              <w:jc w:val="left"/>
+              <w:spacing w:after="0" w:line="240" w:lineRule="auto"/>
+            </w:pPr>
+            <w:r>
+              <w:rPr>
+                <w:rFonts w:ascii="Arial" w:hAnsi="Arial" w:cs="Arial"/>
+                <w:sz w:val="24"/>
+                <w:szCs w:val="24"/>
+              </w:rPr>
+              <w:t xml:space="preserve">Instansi:</w:t>
+            </w:r>
+          </w:p>
+        </w:tc>
+        <w:tc>
+          <w:tcPr>
+            <w:tcW w:w="7513" w:type="dxa"/>
+          </w:tcPr>
+          <w:p>
+            <w:pPr>
+              <w:jc w:val="left"/>
+              <w:spacing w:after="0" w:line="240" w:lineRule="auto"/>
+            </w:pPr>
+            <w:r>
+              <w:rPr>
+                <w:rFonts w:ascii="Arial" w:hAnsi="Arial" w:cs="Arial"/>
+                <w:sz w:val="24"/>
+                <w:szCs w:val="24"/>
+              </w:rPr>
+              <w:t xml:space="preserve">${instansi}</w:t>
+            </w:r>
+          </w:p>
+        </w:tc>
+      </w:tr>
+      <w:p>
+        <w:pPr/>
+        <w:r>
+          <w:rPr>
+            <w:rFonts w:ascii="Arial" w:hAnsi="Arial" w:cs="Arial"/>
+            <w:sz w:val="24"/>
+            <w:szCs w:val="24"/>
+          </w:rPr>
+          <w:t xml:space="preserve">${/detail_pegawai}</w:t>
+        </w:r>
+      </w:p>
+    </w:tbl>
     <w:p>
       <w:pPr>
-        <w:tabs>
-          <w:tab w:val="left" w:pos="1276"/>
-          <w:tab w:val="left" w:pos="1560"/>
-        </w:tabs>
         <w:spacing w:after="0" w:line="240" w:lineRule="auto"/>
-        <w:rPr>
-          <w:rFonts w:ascii="Arial" w:hAnsi="Arial" w:cs="Arial"/>
-          <w:sz w:val="24"/>
-          <w:szCs w:val="24"/>
-        </w:rPr>
-      </w:pPr>
-    </w:p>
-    <w:p>
-      <w:pPr>
-        <w:tabs>
-          <w:tab w:val="left" w:pos="1276"/>
-          <w:tab w:val="left" w:pos="1560"/>
-        </w:tabs>
-        <w:spacing w:after="0" w:line="240" w:lineRule="auto"/>
-        <w:rPr>
-          <w:rFonts w:ascii="Arial" w:hAnsi="Arial" w:cs="Arial"/>
-          <w:sz w:val="24"/>
-          <w:szCs w:val="24"/>
-        </w:rPr>
       </w:pPr>
       <w:r>
         <w:rPr>
@@ -786,563 +836,299 @@
           <w:sz w:val="24"/>
           <w:szCs w:val="24"/>
         </w:rPr>
-        <w:t xml:space="preserve">${detail_pegawai}</w:t>
+        <w:t xml:space="preserve"/>
       </w:r>
     </w:p>
+    <w:tbl>
+      <w:tblPr>
+        <w:tblW w:w="9923" w:type="dxa"/>
+        <w:tblBorders>
+          <w:top w:val="none" w:sz="0" w:space="0" w:color="auto"/>
+          <w:left w:val="none" w:sz="0" w:space="0" w:color="auto"/>
+          <w:bottom w:val="none" w:sz="0" w:space="0" w:color="auto"/>
+          <w:right w:val="none" w:sz="0" w:space="0" w:color="auto"/>
+          <w:insideH w:val="none" w:sz="0" w:space="0" w:color="auto"/>
+          <w:insideV w:val="none" w:sz="0" w:space="0" w:color="auto"/>
+        </w:tblBorders>
+        <w:tblLook w:val="04A0" w:firstRow="1" w:lastRow="0" w:firstColumn="1" w:lastColumn="0" w:noHBand="0" w:noVBand="1"/>
+      </w:tblPr>
+      <w:tblGrid>
+        <w:gridCol w:w="4961"/>
+        <w:gridCol w:w="4962"/>
+      </w:tblGrid>
+      <w:tr>
+        <w:tc>
+          <w:tcPr>
+            <w:tcW w:w="4961" w:type="dxa"/>
+          </w:tcPr>
+          <w:p>
+            <w:pPr>
+              <w:jc w:val="left"/>
+              <w:spacing w:after="0" w:line="240" w:lineRule="auto"/>
+            </w:pPr>
+          </w:p>
+        </w:tc>
+        <w:tc>
+          <w:tcPr>
+            <w:tcW w:w="4962" w:type="dxa"/>
+          </w:tcPr>
+          <w:p>
+            <w:pPr>
+              <w:jc w:val="center"/>
+              <w:spacing w:after="0" w:line="240" w:lineRule="auto"/>
+            </w:pPr>
+          </w:p>
+        </w:tc>
+      </w:tr>
+      <w:tr>
+        <w:tc>
+          <w:tcPr>
+            <w:tcW w:w="4961" w:type="dxa"/>
+          </w:tcPr>
+          <w:p>
+            <w:pPr>
+              <w:jc w:val="left"/>
+              <w:spacing w:after="0" w:line="240" w:lineRule="auto"/>
+            </w:pPr>
+          </w:p>
+        </w:tc>
+        <w:tc>
+          <w:tcPr>
+            <w:tcW w:w="4962" w:type="dxa"/>
+          </w:tcPr>
+          <w:p>
+            <w:pPr>
+              <w:jc w:val="center"/>
+              <w:spacing w:after="0" w:line="240" w:lineRule="auto"/>
+            </w:pPr>
+            <w:r>
+              <w:rPr>
+                <w:rFonts w:ascii="Arial" w:hAnsi="Arial" w:cs="Arial"/>
+                <w:b/>
+                <w:sz w:val="24"/>
+                <w:szCs w:val="24"/>
+              </w:rPr>
+              <w:t xml:space="preserve">${ttd_baris_1}</w:t>
+            </w:r>
+          </w:p>
+        </w:tc>
+      </w:tr>
+      <w:tr>
+        <w:tc>
+          <w:tcPr>
+            <w:tcW w:w="4961" w:type="dxa"/>
+          </w:tcPr>
+          <w:p>
+            <w:pPr>
+              <w:jc w:val="left"/>
+              <w:spacing w:after="0" w:line="240" w:lineRule="auto"/>
+            </w:pPr>
+          </w:p>
+        </w:tc>
+        <w:tc>
+          <w:tcPr>
+            <w:tcW w:w="4962" w:type="dxa"/>
+          </w:tcPr>
+          <w:p>
+            <w:pPr>
+              <w:jc w:val="center"/>
+              <w:spacing w:after="0" w:line="240" w:lineRule="auto"/>
+            </w:pPr>
+            <w:r>
+              <w:rPr>
+                <w:rFonts w:ascii="Arial" w:hAnsi="Arial" w:cs="Arial"/>
+                <w:b/>
+                <w:sz w:val="24"/>
+                <w:szCs w:val="24"/>
+              </w:rPr>
+              <w:t xml:space="preserve">${ttd_baris_2}</w:t>
+            </w:r>
+          </w:p>
+        </w:tc>
+      </w:tr>
+      <w:tr>
+        <w:tc>
+          <w:tcPr>
+            <w:tcW w:w="4961" w:type="dxa"/>
+          </w:tcPr>
+          <w:p>
+            <w:pPr>
+              <w:jc w:val="left"/>
+              <w:spacing w:after="0" w:line="240" w:lineRule="auto"/>
+            </w:pPr>
+          </w:p>
+        </w:tc>
+        <w:tc>
+          <w:tcPr>
+            <w:tcW w:w="4962" w:type="dxa"/>
+          </w:tcPr>
+          <w:p>
+            <w:pPr>
+              <w:jc w:val="center"/>
+              <w:spacing w:after="0" w:line="240" w:lineRule="auto"/>
+            </w:pPr>
+            <w:r>
+              <w:rPr>
+                <w:rFonts w:ascii="Arial" w:hAnsi="Arial" w:cs="Arial"/>
+                <w:b/>
+                <w:sz w:val="24"/>
+                <w:szCs w:val="24"/>
+              </w:rPr>
+              <w:t xml:space="preserve">${ttd_baris_3}</w:t>
+            </w:r>
+          </w:p>
+        </w:tc>
+      </w:tr>
+      <w:tr>
+        <w:tc>
+          <w:tcPr>
+            <w:tcW w:w="4961" w:type="dxa"/>
+          </w:tcPr>
+          <w:p>
+            <w:pPr>
+              <w:jc w:val="left"/>
+              <w:spacing w:after="0" w:line="240" w:lineRule="auto"/>
+            </w:pPr>
+          </w:p>
+        </w:tc>
+        <w:tc>
+          <w:tcPr>
+            <w:tcW w:w="4962" w:type="dxa"/>
+          </w:tcPr>
+          <w:p>
+            <w:pPr>
+              <w:jc w:val="center"/>
+              <w:spacing w:after="0" w:line="240" w:lineRule="auto"/>
+            </w:pPr>
+            <w:r>
+              <w:rPr>
+                <w:rFonts w:ascii="Arial" w:hAnsi="Arial" w:cs="Arial"/>
+                <w:b/>
+                <w:sz w:val="24"/>
+                <w:szCs w:val="24"/>
+              </w:rPr>
+              <w:t xml:space="preserve">${ttd_jabatan}</w:t>
+            </w:r>
+          </w:p>
+        </w:tc>
+      </w:tr>
+      <w:tr>
+        <w:tc>
+          <w:tcPr>
+            <w:tcW w:w="4961" w:type="dxa"/>
+          </w:tcPr>
+          <w:p>
+            <w:pPr>
+              <w:jc w:val="left"/>
+              <w:spacing w:after="0" w:line="240" w:lineRule="auto"/>
+            </w:pPr>
+          </w:p>
+        </w:tc>
+        <w:tc>
+          <w:tcPr>
+            <w:tcW w:w="4962" w:type="dxa"/>
+          </w:tcPr>
+          <w:p>
+            <w:pPr>
+              <w:jc w:val="center"/>
+              <w:spacing w:after="0" w:line="240" w:lineRule="auto"/>
+            </w:pPr>
+          </w:p>
+        </w:tc>
+      </w:tr>
+      <w:tr>
+        <w:tc>
+          <w:tcPr>
+            <w:tcW w:w="4961" w:type="dxa"/>
+          </w:tcPr>
+          <w:p>
+            <w:pPr>
+              <w:jc w:val="left"/>
+              <w:spacing w:after="0" w:line="240" w:lineRule="auto"/>
+            </w:pPr>
+          </w:p>
+        </w:tc>
+        <w:tc>
+          <w:tcPr>
+            <w:tcW w:w="4962" w:type="dxa"/>
+          </w:tcPr>
+          <w:p>
+            <w:pPr>
+              <w:jc w:val="center"/>
+              <w:spacing w:after="0" w:line="240" w:lineRule="auto"/>
+            </w:pPr>
+          </w:p>
+        </w:tc>
+      </w:tr>
+      <w:tr>
+        <w:tc>
+          <w:tcPr>
+            <w:tcW w:w="4961" w:type="dxa"/>
+          </w:tcPr>
+          <w:p>
+            <w:pPr>
+              <w:jc w:val="left"/>
+              <w:spacing w:after="0" w:line="240" w:lineRule="auto"/>
+            </w:pPr>
+          </w:p>
+        </w:tc>
+        <w:tc>
+          <w:tcPr>
+            <w:tcW w:w="4962" w:type="dxa"/>
+          </w:tcPr>
+          <w:p>
+            <w:pPr>
+              <w:jc w:val="center"/>
+              <w:spacing w:after="0" w:line="240" w:lineRule="auto"/>
+            </w:pPr>
+            <w:r>
+              <w:rPr>
+                <w:rFonts w:ascii="Arial" w:hAnsi="Arial" w:cs="Arial"/>
+                <w:b/>
+                <w:sz w:val="24"/>
+                <w:szCs w:val="24"/>
+              </w:rPr>
+              <w:t xml:space="preserve">${ttd_nama}</w:t>
+            </w:r>
+          </w:p>
+        </w:tc>
+      </w:tr>
+      <w:tr>
+        <w:tc>
+          <w:tcPr>
+            <w:tcW w:w="4961" w:type="dxa"/>
+          </w:tcPr>
+          <w:p>
+            <w:pPr>
+              <w:jc w:val="left"/>
+              <w:spacing w:after="0" w:line="240" w:lineRule="auto"/>
+            </w:pPr>
+          </w:p>
+        </w:tc>
+        <w:tc>
+          <w:tcPr>
+            <w:tcW w:w="4962" w:type="dxa"/>
+          </w:tcPr>
+          <w:p>
+            <w:pPr>
+              <w:jc w:val="center"/>
+              <w:spacing w:after="0" w:line="240" w:lineRule="auto"/>
+            </w:pPr>
+            <w:r>
+              <w:rPr>
+                <w:rFonts w:ascii="Arial" w:hAnsi="Arial" w:cs="Arial"/>
+                <w:sz w:val="24"/>
+                <w:szCs w:val="24"/>
+              </w:rPr>
+              <w:t xml:space="preserve">${ttd_nip}</w:t>
+            </w:r>
+          </w:p>
+        </w:tc>
+      </w:tr>
+    </w:tbl>
     <w:p>
       <w:pPr>
-        <w:tabs>
-          <w:tab w:val="left" w:pos="1701"/>
-          <w:tab w:val="left" w:pos="2127"/>
-          <w:tab w:val="left" w:pos="2410"/>
-        </w:tabs>
         <w:spacing w:after="0" w:line="240" w:lineRule="auto"/>
-        <w:ind w:left="720"/>
-        <w:jc w:val="both"/>
-        <w:rPr>
-          <w:rFonts w:ascii="Arial" w:hAnsi="Arial" w:cs="Arial"/>
-          <w:sz w:val="24"/>
-          <w:szCs w:val="24"/>
-        </w:rPr>
-      </w:pPr>
-      <w:r>
-        <w:rPr>
-          <w:rFonts w:ascii="Arial" w:hAnsi="Arial" w:cs="Arial"/>
-          <w:sz w:val="24"/>
-          <w:szCs w:val="24"/>
-        </w:rPr>
-        <w:t xml:space="preserve">Nama</w:t>
-      </w:r>
-      <w:r>
-        <w:rPr>
-          <w:rFonts w:ascii="Arial" w:hAnsi="Arial" w:cs="Arial"/>
-          <w:sz w:val="24"/>
-          <w:szCs w:val="24"/>
-        </w:rPr>
-        <w:t xml:space="preserve">:</w:t>
-      </w:r>
-      <w:r>
-        <w:rPr>
-          <w:rFonts w:ascii="Arial" w:hAnsi="Arial" w:cs="Arial"/>
-          <w:sz w:val="24"/>
-          <w:szCs w:val="24"/>
-        </w:rPr>
-        <w:tab/>
-      </w:r>
-      <w:r>
-        <w:rPr>
-          <w:rFonts w:ascii="Arial" w:hAnsi="Arial" w:cs="Arial"/>
-          <w:sz w:val="24"/>
-          <w:szCs w:val="24"/>
-        </w:rPr>
-        <w:t xml:space="preserve">${nama}</w:t>
-      </w:r>
-    </w:p>
-    <w:p>
-      <w:pPr>
-        <w:tabs>
-          <w:tab w:val="left" w:pos="1701"/>
-          <w:tab w:val="left" w:pos="2127"/>
-          <w:tab w:val="left" w:pos="2410"/>
-        </w:tabs>
-        <w:spacing w:after="0" w:line="240" w:lineRule="auto"/>
-        <w:ind w:left="720"/>
-        <w:jc w:val="both"/>
-        <w:rPr>
-          <w:rFonts w:ascii="Arial" w:hAnsi="Arial" w:cs="Arial"/>
-          <w:sz w:val="24"/>
-          <w:szCs w:val="24"/>
-        </w:rPr>
-      </w:pPr>
-      <w:r>
-        <w:rPr>
-          <w:rFonts w:ascii="Arial" w:hAnsi="Arial" w:cs="Arial"/>
-          <w:sz w:val="24"/>
-          <w:szCs w:val="24"/>
-        </w:rPr>
-        <w:t xml:space="preserve">NIP</w:t>
-      </w:r>
-      <w:r>
-        <w:rPr>
-          <w:rFonts w:ascii="Arial" w:hAnsi="Arial" w:cs="Arial"/>
-          <w:sz w:val="24"/>
-          <w:szCs w:val="24"/>
-        </w:rPr>
-        <w:t xml:space="preserve">:</w:t>
-      </w:r>
-      <w:r>
-        <w:rPr>
-          <w:rFonts w:ascii="Arial" w:hAnsi="Arial" w:cs="Arial"/>
-          <w:sz w:val="24"/>
-          <w:szCs w:val="24"/>
-        </w:rPr>
-        <w:tab/>
-      </w:r>
-      <w:r>
-        <w:rPr>
-          <w:rFonts w:ascii="Arial" w:hAnsi="Arial" w:cs="Arial"/>
-          <w:sz w:val="24"/>
-          <w:szCs w:val="24"/>
-        </w:rPr>
-        <w:t xml:space="preserve">${nip}</w:t>
-      </w:r>
-    </w:p>
-    <w:p>
-      <w:pPr>
-        <w:tabs>
-          <w:tab w:val="left" w:pos="1701"/>
-          <w:tab w:val="left" w:pos="2127"/>
-          <w:tab w:val="left" w:pos="2410"/>
-        </w:tabs>
-        <w:spacing w:after="0" w:line="240" w:lineRule="auto"/>
-        <w:ind w:left="720"/>
-        <w:jc w:val="both"/>
-        <w:rPr>
-          <w:rFonts w:ascii="Arial" w:hAnsi="Arial" w:cs="Arial"/>
-          <w:sz w:val="24"/>
-          <w:szCs w:val="24"/>
-        </w:rPr>
-      </w:pPr>
-      <w:r>
-        <w:rPr>
-          <w:rFonts w:ascii="Arial" w:hAnsi="Arial" w:cs="Arial"/>
-          <w:sz w:val="24"/>
-          <w:szCs w:val="24"/>
-        </w:rPr>
-        <w:t xml:space="preserve">Pangkat/Gol</w:t>
-      </w:r>
-      <w:r>
-        <w:rPr>
-          <w:rFonts w:ascii="Arial" w:hAnsi="Arial" w:cs="Arial"/>
-          <w:sz w:val="24"/>
-          <w:szCs w:val="24"/>
-        </w:rPr>
-        <w:t xml:space="preserve">:</w:t>
-      </w:r>
-      <w:r>
-        <w:rPr>
-          <w:rFonts w:ascii="Arial" w:hAnsi="Arial" w:cs="Arial"/>
-          <w:sz w:val="24"/>
-          <w:szCs w:val="24"/>
-        </w:rPr>
-        <w:tab/>
-      </w:r>
-      <w:r>
-        <w:rPr>
-          <w:rFonts w:ascii="Arial" w:hAnsi="Arial" w:cs="Arial"/>
-          <w:sz w:val="24"/>
-          <w:szCs w:val="24"/>
-        </w:rPr>
-        <w:t xml:space="preserve">${pangkat_golongan}</w:t>
-      </w:r>
-    </w:p>
-    <w:p>
-      <w:pPr>
-        <w:tabs>
-          <w:tab w:val="left" w:pos="1701"/>
-          <w:tab w:val="left" w:pos="2127"/>
-          <w:tab w:val="left" w:pos="2410"/>
-        </w:tabs>
-        <w:spacing w:after="0" w:line="240" w:lineRule="auto"/>
-        <w:ind w:left="720"/>
-        <w:jc w:val="both"/>
-        <w:rPr>
-          <w:rFonts w:ascii="Arial" w:hAnsi="Arial" w:cs="Arial"/>
-          <w:sz w:val="24"/>
-          <w:szCs w:val="24"/>
-        </w:rPr>
-      </w:pPr>
-      <w:r>
-        <w:rPr>
-          <w:rFonts w:ascii="Arial" w:hAnsi="Arial" w:cs="Arial"/>
-          <w:sz w:val="24"/>
-          <w:szCs w:val="24"/>
-        </w:rPr>
-        <w:t xml:space="preserve">Jabatan</w:t>
-      </w:r>
-      <w:r>
-        <w:rPr>
-          <w:rFonts w:ascii="Arial" w:hAnsi="Arial" w:cs="Arial"/>
-          <w:sz w:val="24"/>
-          <w:szCs w:val="24"/>
-        </w:rPr>
-        <w:t xml:space="preserve">:</w:t>
-      </w:r>
-      <w:r>
-        <w:rPr>
-          <w:rFonts w:ascii="Arial" w:hAnsi="Arial" w:cs="Arial"/>
-          <w:sz w:val="24"/>
-          <w:szCs w:val="24"/>
-        </w:rPr>
-        <w:tab/>
-      </w:r>
-      <w:r>
-        <w:rPr>
-          <w:rFonts w:ascii="Arial" w:hAnsi="Arial" w:cs="Arial"/>
-          <w:sz w:val="24"/>
-          <w:szCs w:val="24"/>
-        </w:rPr>
-        <w:t xml:space="preserve">${jabatan}</w:t>
-      </w:r>
-    </w:p>
-    <w:p>
-      <w:pPr>
-        <w:tabs>
-          <w:tab w:val="left" w:pos="1701"/>
-          <w:tab w:val="left" w:pos="2127"/>
-          <w:tab w:val="left" w:pos="2410"/>
-        </w:tabs>
-        <w:spacing w:after="0" w:line="240" w:lineRule="auto"/>
-        <w:ind w:left="2410" w:hanging="1984"/>
-        <w:jc w:val="both"/>
-        <w:rPr>
-          <w:rFonts w:ascii="Arial" w:hAnsi="Arial" w:cs="Arial"/>
-          <w:sz w:val="24"/>
-          <w:szCs w:val="24"/>
-        </w:rPr>
-      </w:pPr>
-      <w:r>
-        <w:rPr>
-          <w:rFonts w:ascii="Arial" w:hAnsi="Arial" w:cs="Arial"/>
-          <w:sz w:val="24"/>
-          <w:szCs w:val="24"/>
-        </w:rPr>
-        <w:t xml:space="preserve">Instansi</w:t>
-      </w:r>
-      <w:r>
-        <w:rPr>
-          <w:rFonts w:ascii="Arial" w:hAnsi="Arial" w:cs="Arial"/>
-          <w:sz w:val="24"/>
-          <w:szCs w:val="24"/>
-        </w:rPr>
-        <w:t xml:space="preserve">:</w:t>
-      </w:r>
-      <w:r>
-        <w:rPr>
-          <w:rFonts w:ascii="Arial" w:hAnsi="Arial" w:cs="Arial"/>
-          <w:sz w:val="24"/>
-          <w:szCs w:val="24"/>
-        </w:rPr>
-        <w:tab/>
-      </w:r>
-      <w:r>
-        <w:rPr>
-          <w:rFonts w:ascii="Arial" w:hAnsi="Arial" w:cs="Arial"/>
-          <w:sz w:val="24"/>
-          <w:szCs w:val="24"/>
-        </w:rPr>
-        <w:t xml:space="preserve">${instansi}</w:t>
-      </w:r>
-    </w:p>
-    <w:p>
-      <w:pPr>
-        <w:tabs>
-          <w:tab w:val="left" w:pos="1276"/>
-          <w:tab w:val="left" w:pos="1560"/>
-        </w:tabs>
-        <w:spacing w:after="0" w:line="240" w:lineRule="auto"/>
-        <w:rPr>
-          <w:rFonts w:ascii="Arial" w:hAnsi="Arial" w:cs="Arial"/>
-          <w:sz w:val="24"/>
-          <w:szCs w:val="24"/>
-        </w:rPr>
-      </w:pPr>
-      <w:r>
-        <w:rPr>
-          <w:rFonts w:ascii="Arial" w:hAnsi="Arial" w:cs="Arial"/>
-          <w:sz w:val="24"/>
-          <w:szCs w:val="24"/>
-        </w:rPr>
-        <w:t xml:space="preserve">${/detail_pegawai}</w:t>
-      </w:r>
-    </w:p>
-    <w:p>
-      <w:pPr>
-        <w:tabs>
-          <w:tab w:val="left" w:pos="1276"/>
-          <w:tab w:val="left" w:pos="1560"/>
-        </w:tabs>
-        <w:spacing w:after="0" w:line="240" w:lineRule="auto"/>
-        <w:rPr>
-          <w:rFonts w:ascii="Arial" w:hAnsi="Arial" w:cs="Arial"/>
-          <w:sz w:val="24"/>
-          <w:szCs w:val="24"/>
-        </w:rPr>
-      </w:pPr>
-    </w:p>
-    <w:p>
-      <w:pPr>
-        <w:tabs>
-          <w:tab w:val="left" w:pos="1134"/>
-        </w:tabs>
-        <w:spacing w:after="0" w:line="240" w:lineRule="auto"/>
-        <w:ind w:left="720" w:hanging="426"/>
-        <w:jc w:val="both"/>
-        <w:rPr>
-          <w:rFonts w:ascii="Arial" w:hAnsi="Arial" w:cs="Arial"/>
-          <w:sz w:val="24"/>
-          <w:szCs w:val="24"/>
-        </w:rPr>
-      </w:pPr>
-      <w:r>
-        <w:rPr>
-          <w:rFonts w:ascii="Arial" w:hAnsi="Arial" w:cs="Arial"/>
-          <w:sz w:val="24"/>
-          <w:szCs w:val="24"/>
-        </w:rPr>
-        <w:t xml:space="preserve">3. ${paragraf_penutup}</w:t>
-      </w:r>
-    </w:p>
-    <w:p>
-      <w:pPr>
-        <w:tabs>
-          <w:tab w:val="left" w:pos="1276"/>
-          <w:tab w:val="left" w:pos="1560"/>
-        </w:tabs>
-        <w:spacing w:after="0" w:line="240" w:lineRule="auto"/>
-        <w:rPr>
-          <w:rFonts w:ascii="Arial" w:hAnsi="Arial" w:cs="Arial"/>
-          <w:sz w:val="24"/>
-          <w:szCs w:val="24"/>
-        </w:rPr>
-      </w:pPr>
-    </w:p>
-    <w:p>
-      <w:pPr>
-        <w:tabs>
-          <w:tab w:val="left" w:pos="1276"/>
-          <w:tab w:val="left" w:pos="1560"/>
-        </w:tabs>
-        <w:spacing w:after="0" w:line="240" w:lineRule="auto"/>
-        <w:rPr>
-          <w:rFonts w:ascii="Arial" w:hAnsi="Arial" w:cs="Arial"/>
-          <w:sz w:val="24"/>
-          <w:szCs w:val="24"/>
-        </w:rPr>
-      </w:pPr>
-    </w:p>
-    <w:p>
-      <w:pPr>
-        <w:tabs>
-          <w:tab w:val="left" w:pos="1134"/>
-          <w:tab w:val="left" w:pos="4395"/>
-        </w:tabs>
-        <w:spacing w:after="0" w:line="240" w:lineRule="auto"/>
-        <w:ind w:left="5246"/>
-        <w:jc w:val="both"/>
-        <w:rPr>
-          <w:rFonts w:ascii="Arial" w:hAnsi="Arial" w:cs="Arial"/>
-          <w:b/>
-          <w:sz w:val="24"/>
-          <w:szCs w:val="24"/>
-        </w:rPr>
-      </w:pPr>
-      <w:r>
-        <w:rPr>
-          <w:rFonts w:ascii="Arial" w:hAnsi="Arial" w:cs="Arial"/>
-          <w:sz w:val="24"/>
-          <w:szCs w:val="24"/>
-        </w:rPr>
-        <w:tab/>
-      </w:r>
-      <w:r>
-        <w:rPr>
-          <w:rFonts w:ascii="Arial" w:hAnsi="Arial" w:cs="Arial"/>
-          <w:b/>
-          <w:sz w:val="24"/>
-          <w:szCs w:val="24"/>
-        </w:rPr>
-        <w:t xml:space="preserve">${ttd_baris_1}</w:t>
-      </w:r>
-    </w:p>
-    <w:p>
-      <w:pPr>
-        <w:tabs>
-          <w:tab w:val="left" w:pos="1134"/>
-          <w:tab w:val="left" w:pos="4395"/>
-        </w:tabs>
-        <w:spacing w:after="0" w:line="240" w:lineRule="auto"/>
-        <w:ind w:left="5246"/>
-        <w:jc w:val="both"/>
-        <w:rPr>
-          <w:rFonts w:ascii="Arial" w:hAnsi="Arial" w:cs="Arial"/>
-          <w:b/>
-          <w:sz w:val="24"/>
-          <w:szCs w:val="24"/>
-        </w:rPr>
-      </w:pPr>
-      <w:r>
-        <w:rPr>
-          <w:rFonts w:ascii="Arial" w:hAnsi="Arial" w:cs="Arial"/>
-          <w:b/>
-          <w:sz w:val="24"/>
-          <w:szCs w:val="24"/>
-        </w:rPr>
-        <w:t xml:space="preserve">${ttd_baris_2}</w:t>
-      </w:r>
-    </w:p>
-    <w:p>
-      <w:pPr>
-        <w:tabs>
-          <w:tab w:val="left" w:pos="1134"/>
-          <w:tab w:val="left" w:pos="4395"/>
-        </w:tabs>
-        <w:spacing w:after="0" w:line="240" w:lineRule="auto"/>
-        <w:ind w:left="5246"/>
-        <w:jc w:val="both"/>
-        <w:rPr>
-          <w:rFonts w:ascii="Arial" w:hAnsi="Arial" w:cs="Arial"/>
-          <w:b/>
-          <w:sz w:val="24"/>
-          <w:szCs w:val="24"/>
-        </w:rPr>
-      </w:pPr>
-      <w:r>
-        <w:rPr>
-          <w:rFonts w:ascii="Arial" w:hAnsi="Arial" w:cs="Arial"/>
-          <w:b/>
-          <w:sz w:val="24"/>
-          <w:szCs w:val="24"/>
-        </w:rPr>
-        <w:t xml:space="preserve">${ttd_baris_3}</w:t>
-      </w:r>
-    </w:p>
-    <w:p>
-      <w:pPr>
-        <w:tabs>
-          <w:tab w:val="left" w:pos="1134"/>
-          <w:tab w:val="left" w:pos="4395"/>
-        </w:tabs>
-        <w:spacing w:after="0" w:line="240" w:lineRule="auto"/>
-        <w:ind w:left="5246"/>
-        <w:jc w:val="both"/>
-        <w:rPr>
-          <w:rFonts w:ascii="Arial" w:hAnsi="Arial" w:cs="Arial"/>
-          <w:b/>
-          <w:sz w:val="24"/>
-          <w:szCs w:val="24"/>
-        </w:rPr>
-      </w:pPr>
-      <w:r>
-        <w:rPr>
-          <w:rFonts w:ascii="Arial" w:hAnsi="Arial" w:cs="Arial"/>
-          <w:b/>
-          <w:sz w:val="24"/>
-          <w:szCs w:val="24"/>
-        </w:rPr>
-        <w:t xml:space="preserve">${ttd_jabatan}</w:t>
-      </w:r>
-    </w:p>
-    <w:p>
-      <w:pPr>
-        <w:tabs>
-          <w:tab w:val="left" w:pos="1134"/>
-          <w:tab w:val="left" w:pos="4395"/>
-        </w:tabs>
-        <w:spacing w:after="0" w:line="240" w:lineRule="auto"/>
-        <w:ind w:left="5246"/>
-        <w:jc w:val="both"/>
-        <w:rPr>
-          <w:rFonts w:ascii="Arial" w:hAnsi="Arial" w:cs="Arial"/>
-          <w:b/>
-          <w:sz w:val="24"/>
-          <w:szCs w:val="24"/>
-        </w:rPr>
-      </w:pPr>
-    </w:p>
-    <w:p>
-      <w:pPr>
-        <w:tabs>
-          <w:tab w:val="left" w:pos="1134"/>
-          <w:tab w:val="left" w:pos="4395"/>
-        </w:tabs>
-        <w:spacing w:after="0" w:line="240" w:lineRule="auto"/>
-        <w:ind w:left="5246"/>
-        <w:jc w:val="both"/>
-        <w:rPr>
-          <w:rFonts w:ascii="Arial" w:hAnsi="Arial" w:cs="Arial"/>
-          <w:b/>
-          <w:sz w:val="24"/>
-          <w:szCs w:val="24"/>
-        </w:rPr>
-      </w:pPr>
-    </w:p>
-    <w:p>
-      <w:pPr>
-        <w:tabs>
-          <w:tab w:val="left" w:pos="1134"/>
-          <w:tab w:val="left" w:pos="4395"/>
-        </w:tabs>
-        <w:spacing w:after="0" w:line="240" w:lineRule="auto"/>
-        <w:ind w:left="5246"/>
-        <w:jc w:val="both"/>
-        <w:rPr>
-          <w:rFonts w:ascii="Arial" w:hAnsi="Arial" w:cs="Arial"/>
-          <w:b/>
-          <w:sz w:val="24"/>
-          <w:szCs w:val="24"/>
-        </w:rPr>
-      </w:pPr>
-      <w:r>
-        <w:rPr>
-          <w:rFonts w:ascii="Arial" w:hAnsi="Arial" w:cs="Arial"/>
-          <w:b/>
-          <w:sz w:val="24"/>
-          <w:szCs w:val="24"/>
-        </w:rPr>
-        <w:t xml:space="preserve">${ttd_nama}</w:t>
-      </w:r>
-    </w:p>
-    <w:p>
-      <w:pPr>
-        <w:tabs>
-          <w:tab w:val="left" w:pos="1134"/>
-          <w:tab w:val="left" w:pos="4395"/>
-        </w:tabs>
-        <w:spacing w:after="0" w:line="240" w:lineRule="auto"/>
-        <w:ind w:left="5246"/>
-        <w:jc w:val="both"/>
-        <w:rPr>
-          <w:rFonts w:ascii="Arial" w:hAnsi="Arial" w:cs="Arial"/>
-          <w:sz w:val="24"/>
-          <w:szCs w:val="24"/>
-        </w:rPr>
-      </w:pPr>
-      <w:r>
-        <w:rPr>
-          <w:rFonts w:ascii="Arial" w:hAnsi="Arial" w:cs="Arial"/>
-          <w:sz w:val="24"/>
-          <w:szCs w:val="24"/>
-        </w:rPr>
-        <w:t xml:space="preserve">${ttd_nip}</w:t>
-      </w:r>
-    </w:p>
-    <w:p>
-      <w:pPr>
-        <w:tabs>
-          <w:tab w:val="left" w:pos="1276"/>
-          <w:tab w:val="left" w:pos="1560"/>
-        </w:tabs>
-        <w:spacing w:after="0" w:line="240" w:lineRule="auto"/>
-        <w:rPr>
-          <w:rFonts w:ascii="Arial" w:hAnsi="Arial" w:cs="Arial"/>
-          <w:sz w:val="24"/>
-          <w:szCs w:val="24"/>
-        </w:rPr>
-      </w:pPr>
-    </w:p>
-    <w:p>
-      <w:pPr>
-        <w:tabs>
-          <w:tab w:val="left" w:pos="1276"/>
-          <w:tab w:val="left" w:pos="1560"/>
-        </w:tabs>
-        <w:spacing w:after="0" w:line="240" w:lineRule="auto"/>
-        <w:rPr>
-          <w:rFonts w:ascii="Arial" w:hAnsi="Arial" w:cs="Arial"/>
-          <w:sz w:val="24"/>
-          <w:szCs w:val="24"/>
-        </w:rPr>
       </w:pPr>
       <w:r>
         <w:rPr>
@@ -1355,15 +1141,9 @@
     </w:p>
     <w:p>
       <w:pPr>
-        <w:tabs/>
         <w:spacing w:after="0" w:line="240" w:lineRule="auto"/>
-        <w:ind w:left="284" w:hanging="284"/>
+        <w:ind w:left="426" w:hanging="426"/>
         <w:jc w:val="both"/>
-        <w:rPr>
-          <w:rFonts w:ascii="Arial" w:hAnsi="Arial" w:cs="Arial"/>
-          <w:sz w:val="24"/>
-          <w:szCs w:val="24"/>
-        </w:rPr>
       </w:pPr>
       <w:r>
         <w:rPr>
@@ -1376,15 +1156,9 @@
     </w:p>
     <w:p>
       <w:pPr>
-        <w:tabs/>
         <w:spacing w:after="0" w:line="240" w:lineRule="auto"/>
         <w:ind w:left="426" w:hanging="426"/>
         <w:jc w:val="both"/>
-        <w:rPr>
-          <w:rFonts w:ascii="Arial" w:hAnsi="Arial" w:cs="Arial"/>
-          <w:sz w:val="24"/>
-          <w:szCs w:val="24"/>
-        </w:rPr>
       </w:pPr>
       <w:r>
         <w:rPr>
@@ -1397,15 +1171,9 @@
     </w:p>
     <w:p>
       <w:pPr>
-        <w:tabs/>
         <w:spacing w:after="0" w:line="240" w:lineRule="auto"/>
-        <w:ind w:left="284" w:hanging="284"/>
+        <w:ind w:left="426" w:hanging="426"/>
         <w:jc w:val="both"/>
-        <w:rPr>
-          <w:rFonts w:ascii="Arial" w:hAnsi="Arial" w:cs="Arial"/>
-          <w:sz w:val="24"/>
-          <w:szCs w:val="24"/>
-        </w:rPr>
       </w:pPr>
       <w:r>
         <w:rPr>
